--- a/01-精益工具知识库/02-核心工具/07-改善Kaizen.docx
+++ b/01-精益工具知识库/02-核心工具/07-改善Kaizen.docx
@@ -928,7 +928,9 @@
             <w:tcW w:type="dxa" w:w="2767"/>
           </w:tcPr>
           <w:p>
-            <w:r/>
+            <w:r>
+              <w:t>优化机加工模具设计减少飞边</w:t>
+            </w:r>
             <w:r>
               <w:rPr>
                 <w:rFonts w:ascii="SimSun" w:hAnsi="SimSun"/>
@@ -936,7 +938,6 @@
                 <w:i w:val="0"/>
                 <w:sz w:val="20"/>
               </w:rPr>
-              <w:t>优化冷镦模具设计减少飞边</w:t>
             </w:r>
           </w:p>
         </w:tc>
@@ -1951,7 +1952,7 @@
           <w:i w:val="0"/>
           <w:sz w:val="22"/>
         </w:rPr>
-        <w:t>示例：冷镦工序换型时间缩短、搓丝工序不良率降低</w:t>
+        <w:t>示例：机加工工序换型时间缩短、精加工工序不良率降低</w:t>
       </w:r>
     </w:p>
     <w:p>
@@ -3261,7 +3262,7 @@
           <w:i w:val="0"/>
           <w:sz w:val="32"/>
         </w:rPr>
-        <w:t>紧固件行业改善案例</w:t>
+        <w:t>制造业改善案例</w:t>
       </w:r>
     </w:p>
     <w:p>
@@ -3275,7 +3276,7 @@
           <w:i w:val="0"/>
           <w:sz w:val="26"/>
         </w:rPr>
-        <w:t>案例一：冷镦换型时间缩短</w:t>
+        <w:t>案例一：机加工换型时间缩短</w:t>
       </w:r>
     </w:p>
     <w:p>
@@ -3289,7 +3290,7 @@
           <w:i w:val="0"/>
           <w:sz w:val="22"/>
         </w:rPr>
-        <w:t>背景</w:t>
+        <w:t>背景：M10工件机加工换型时间平均45分钟，影响设备利用率。</w:t>
       </w:r>
       <w:r>
         <w:rPr>
@@ -3298,7 +3299,6 @@
           <w:i w:val="0"/>
           <w:sz w:val="22"/>
         </w:rPr>
-        <w:t>：M10六角螺栓冷镦换型时间平均45分钟，影响设备利用率。</w:t>
       </w:r>
     </w:p>
     <w:p>
@@ -3484,7 +3484,7 @@
           <w:i w:val="0"/>
           <w:sz w:val="26"/>
         </w:rPr>
-        <w:t>案例二：搓丝工序不良率降低</w:t>
+        <w:t>案例二：精加工工序不良率降低</w:t>
       </w:r>
     </w:p>
     <w:p>
@@ -3498,7 +3498,7 @@
           <w:i w:val="0"/>
           <w:sz w:val="22"/>
         </w:rPr>
-        <w:t>背景</w:t>
+        <w:t>背景：精加工工序月均不良率1.8%，主要不良类型为表面烂纹（45%）和量规超差（30%）。</w:t>
       </w:r>
       <w:r>
         <w:rPr>
@@ -3507,7 +3507,6 @@
           <w:i w:val="0"/>
           <w:sz w:val="22"/>
         </w:rPr>
-        <w:t>：搓丝工序月均不良率1.8%，主要不良类型为螺纹烂牙（45%）和通止规超差（30%）。</w:t>
       </w:r>
     </w:p>
     <w:p>
@@ -3544,7 +3543,7 @@
           <w:i w:val="0"/>
           <w:sz w:val="22"/>
         </w:rPr>
-        <w:t>对螺纹烂牙进行鱼骨图分析</w:t>
+        <w:t>对表面烂纹进行鱼骨图分析</w:t>
       </w:r>
     </w:p>
     <w:p>
@@ -3558,7 +3557,7 @@
           <w:i w:val="0"/>
           <w:sz w:val="22"/>
         </w:rPr>
-        <w:t>发现主要原因：搓丝板磨损未及时更换、冷却液浓度偏低</w:t>
+        <w:t>发现主要原因：加工刀具磨损未及时更换、冷却液浓度偏低</w:t>
       </w:r>
     </w:p>
     <w:p>
@@ -3572,7 +3571,7 @@
           <w:i w:val="0"/>
           <w:sz w:val="22"/>
         </w:rPr>
-        <w:t>建立搓丝板寿命跟踪系统，按寿命运行更换</w:t>
+        <w:t>建立加工刀具寿命跟踪系统，按寿命运行更换</w:t>
       </w:r>
     </w:p>
     <w:p>
@@ -3600,7 +3599,7 @@
           <w:i w:val="0"/>
           <w:sz w:val="22"/>
         </w:rPr>
-        <w:t>增加自动计数装置监控搓丝板使用数量</w:t>
+        <w:t>增加自动计数装置监控加工刀具使用数量</w:t>
       </w:r>
     </w:p>
     <w:p>
@@ -3637,7 +3636,7 @@
           <w:i w:val="0"/>
           <w:sz w:val="22"/>
         </w:rPr>
-        <w:t>螺纹烂牙不良率：0.81% → 0.15%（-81%）</w:t>
+        <w:t>表面烂纹不良率：0.81% → 0.15%（-81%）</w:t>
       </w:r>
     </w:p>
     <w:p>
@@ -3651,7 +3650,7 @@
           <w:i w:val="0"/>
           <w:sz w:val="22"/>
         </w:rPr>
-        <w:t>通止规超差率：0.54% → 0.20%（-63%）</w:t>
+        <w:t>量规超差率：0.54% → 0.20%（-63%）</w:t>
       </w:r>
     </w:p>
     <w:p>
@@ -5635,7 +5634,9 @@
             <w:shd w:fill="EDF2F9" w:val="clear"/>
           </w:tcPr>
           <w:p>
-            <w:r/>
+            <w:r>
+              <w:t>换型改善是制造业最常见的Kaizen主题之一</w:t>
+            </w:r>
             <w:r>
               <w:rPr>
                 <w:rFonts w:ascii="SimSun" w:hAnsi="SimSun"/>
@@ -5643,7 +5644,6 @@
                 <w:i w:val="0"/>
                 <w:sz w:val="20"/>
               </w:rPr>
-              <w:t>换型改善是紧固件行业最常见的Kaizen主题之一</w:t>
             </w:r>
           </w:p>
         </w:tc>
